--- a/Docs/Evidencias/RESULTADO_PRUEBAS.docx
+++ b/Docs/Evidencias/RESULTADO_PRUEBAS.docx
@@ -12,7 +12,7 @@
     </w:p>
     <w:p>
       <w:r>
-        <w:t>Generado: 2026-10-04 · Unity 6000.5.8f1 · Unity Test Framework 1.7.0</w:t>
+        <w:t>Generado: 2026-10-05 · Unity 6000.5.8f1 · Unity Test Framework 1.7.0</w:t>
       </w:r>
     </w:p>
     <w:p>
